--- a/docs/is-book/endnote-sample/sample-manuscript.docx
+++ b/docs/is-book/endnote-sample/sample-manuscript.docx
@@ -8,7 +8,7 @@
           <w:b/>
           <w:sz w:val="36"/>
         </w:rPr>
-        <w:t>ตัวอย่างย่อหน้าบทที่ 2 พร้อม EndNote temporary citations</w:t>
+        <w:t>ตัวอย่างย่อหน้าบทที่ 2 พร้อม EndNote temporary citations (v2)</w:t>
       </w:r>
     </w:p>
     <w:p>
